--- a/CIFAR10图像分类实验报告.docx
+++ b/CIFAR10图像分类实验报告.docx
@@ -149,7 +149,7 @@
               <w:szCs w:val="21"/>
             </w:rPr>
             <w:drawing>
-              <wp:anchor distT="0" distB="0" distL="114300" distR="114300" simplePos="0" relativeHeight="251659264" behindDoc="0" locked="0" layoutInCell="1" allowOverlap="1" wp14:anchorId="290AB0C1" wp14:editId="5C7E3174">
+              <wp:anchor distT="0" distB="0" distL="114300" distR="114300" simplePos="0" relativeHeight="251659264" behindDoc="0" locked="0" layoutInCell="1" allowOverlap="1" wp14:anchorId="290AB0C1" wp14:editId="23E5B6EF">
                 <wp:simplePos x="0" y="0"/>
                 <wp:positionH relativeFrom="column">
                   <wp:posOffset>1599135</wp:posOffset>
@@ -1098,40 +1098,13 @@
             </w:tc>
           </w:tr>
         </w:tbl>
-        <w:p>
-          <w:pPr>
-            <w:widowControl/>
-            <w:spacing w:line="240" w:lineRule="auto"/>
-            <w:jc w:val="left"/>
-            <w:rPr>
-              <w:rFonts w:hint="eastAsia"/>
-              <w:b/>
-              <w:bCs/>
-              <w:sz w:val="30"/>
-              <w:szCs w:val="30"/>
-            </w:rPr>
-            <w:sectPr>
-              <w:footerReference w:type="even" r:id="rId10"/>
-              <w:pgSz w:w="11907" w:h="16840" w:code="9"/>
-              <w:pgMar w:top="2552" w:right="1588" w:bottom="1588" w:left="1588" w:header="851" w:footer="964" w:gutter="0"/>
-              <w:pgNumType w:start="1"/>
-              <w:cols w:space="425"/>
-              <w:titlePg/>
-              <w:docGrid w:linePitch="326"/>
-            </w:sectPr>
-          </w:pPr>
-          <w:bookmarkStart w:id="0" w:name="_Toc57189218"/>
-          <w:bookmarkStart w:id="1" w:name="_Toc47372390"/>
-          <w:bookmarkStart w:id="2" w:name="_Toc47005419"/>
-          <w:bookmarkStart w:id="3" w:name="_Toc46962947"/>
-          <w:bookmarkStart w:id="4" w:name="_Toc46962370"/>
-          <w:bookmarkStart w:id="5" w:name="_Toc45060582"/>
-          <w:bookmarkStart w:id="6" w:name="_Toc45060427"/>
-          <w:bookmarkStart w:id="7" w:name="_Toc44853111"/>
-          <w:bookmarkStart w:id="8" w:name="_Toc44175098"/>
-          <w:bookmarkStart w:id="9" w:name="_Toc44096299"/>
-          <w:bookmarkStart w:id="10" w:name="_Toc444265028"/>
-        </w:p>
+        <w:p/>
+        <w:p/>
+        <w:p/>
+        <w:p/>
+        <w:p/>
+        <w:p/>
+        <w:p/>
         <w:p>
           <w:pPr>
             <w:rPr>
@@ -1139,17 +1112,6 @@
             </w:rPr>
           </w:pPr>
         </w:p>
-        <w:bookmarkEnd w:id="10" w:displacedByCustomXml="next"/>
-        <w:bookmarkEnd w:id="9" w:displacedByCustomXml="next"/>
-        <w:bookmarkEnd w:id="8" w:displacedByCustomXml="next"/>
-        <w:bookmarkEnd w:id="7" w:displacedByCustomXml="next"/>
-        <w:bookmarkEnd w:id="6" w:displacedByCustomXml="next"/>
-        <w:bookmarkEnd w:id="5" w:displacedByCustomXml="next"/>
-        <w:bookmarkEnd w:id="4" w:displacedByCustomXml="next"/>
-        <w:bookmarkEnd w:id="3" w:displacedByCustomXml="next"/>
-        <w:bookmarkEnd w:id="2" w:displacedByCustomXml="next"/>
-        <w:bookmarkEnd w:id="1" w:displacedByCustomXml="next"/>
-        <w:bookmarkEnd w:id="0" w:displacedByCustomXml="next"/>
       </w:sdtContent>
     </w:sdt>
     <w:p>
@@ -1164,6 +1126,7 @@
           <w:b/>
           <w:sz w:val="36"/>
         </w:rPr>
+        <w:lastRenderedPageBreak/>
         <w:t>基于深度学习的 CIFAR-10 图像分类研究</w:t>
       </w:r>
     </w:p>
@@ -1558,7 +1521,7 @@
                     <pic:cNvPicPr/>
                   </pic:nvPicPr>
                   <pic:blipFill>
-                    <a:blip r:embed="rId11"/>
+                    <a:blip r:embed="rId10"/>
                     <a:stretch>
                       <a:fillRect/>
                     </a:stretch>
@@ -1591,6 +1554,7 @@
         <w:rPr>
           <w:sz w:val="20"/>
         </w:rPr>
+        <w:lastRenderedPageBreak/>
         <w:t>图1-1 CIFAR-10 图像分类实验整体流程</w:t>
       </w:r>
     </w:p>
@@ -1606,7 +1570,6 @@
           <w:b/>
           <w:sz w:val="32"/>
         </w:rPr>
-        <w:lastRenderedPageBreak/>
         <w:t>第二章 相关理论</w:t>
       </w:r>
     </w:p>
@@ -1846,7 +1809,15 @@
       </w:r>
       <w:proofErr w:type="gramEnd"/>
       <w:r>
-        <w:t xml:space="preserve"> 10 个类别：airplane、automobile、bird、cat、deer、dog、frog、horse、ship 和 truck，每类样本数量相对均衡。</w:t>
+        <w:t xml:space="preserve"> 10 </w:t>
+      </w:r>
+      <w:proofErr w:type="gramStart"/>
+      <w:r>
+        <w:t>个</w:t>
+      </w:r>
+      <w:proofErr w:type="gramEnd"/>
+      <w:r>
+        <w:t>类别：airplane、automobile、bird、cat、deer、dog、frog、horse、ship 和 truck，每类样本数量相对均衡。</w:t>
       </w:r>
     </w:p>
     <w:p>
@@ -1876,7 +1847,7 @@
                     <pic:cNvPicPr/>
                   </pic:nvPicPr>
                   <pic:blipFill>
-                    <a:blip r:embed="rId12"/>
+                    <a:blip r:embed="rId11"/>
                     <a:stretch>
                       <a:fillRect/>
                     </a:stretch>
@@ -2098,6 +2069,13 @@
           <w:sz w:val="17"/>
         </w:rPr>
         <w:br/>
+      </w:r>
+      <w:r>
+        <w:rPr>
+          <w:rFonts w:ascii="Consolas" w:eastAsia="Consolas" w:hAnsi="Consolas"/>
+          <w:sz w:val="17"/>
+        </w:rPr>
+        <w:lastRenderedPageBreak/>
         <w:t xml:space="preserve">    if train and augment:</w:t>
       </w:r>
       <w:r>
@@ -2114,13 +2092,6 @@
           <w:sz w:val="17"/>
         </w:rPr>
         <w:br/>
-      </w:r>
-      <w:r>
-        <w:rPr>
-          <w:rFonts w:ascii="Consolas" w:eastAsia="Consolas" w:hAnsi="Consolas"/>
-          <w:sz w:val="17"/>
-        </w:rPr>
-        <w:lastRenderedPageBreak/>
         <w:t xml:space="preserve">            transforms.RandomCrop(32, padding=4),</w:t>
       </w:r>
       <w:r>
@@ -2316,7 +2287,15 @@
       </w:r>
       <w:proofErr w:type="spellEnd"/>
       <w:r>
-        <w:t xml:space="preserve"> 激活函数和 Dropout，最后输出 10 个类别的 logits。该模型结构简单，便于作为基线模型，但展平操作会破坏图像中像素的空间邻接关系，因此对图像局部结构的表达能力较弱。</w:t>
+        <w:t xml:space="preserve"> 激活函数和 Dropout，最后输出 10 </w:t>
+      </w:r>
+      <w:proofErr w:type="gramStart"/>
+      <w:r>
+        <w:t>个</w:t>
+      </w:r>
+      <w:proofErr w:type="gramEnd"/>
+      <w:r>
+        <w:t>类别的 logits。该模型结构简单，便于作为基线模型，但展平操作会破坏图像中像素的空间邻接关系，因此对图像局部结构的表达能力较弱。</w:t>
       </w:r>
     </w:p>
     <w:p>
@@ -2485,11 +2464,8 @@
         </w:rPr>
       </w:pPr>
       <w:r>
-        <w:t xml:space="preserve">核心流程可以概括为：读取参数 -&gt; 构建数据集 -&gt; 选择模型 -&gt; 定义损失函数与优化器 </w:t>
-      </w:r>
-      <w:r>
         <w:lastRenderedPageBreak/>
-        <w:t>-&gt; 循环训练与测试 -&gt; 保存最优模型和评估图像。该流程覆盖了深度学习图像分类实验的完整步骤。</w:t>
+        <w:t>核心流程可以概括为：读取参数 -&gt; 构建数据集 -&gt; 选择模型 -&gt; 定义损失函数与优化器 -&gt; 循环训练与测试 -&gt; 保存最优模型和评估图像。该流程覆盖了深度学习图像分类实验的完整步骤。</w:t>
       </w:r>
     </w:p>
     <w:p>
@@ -3672,11 +3648,8 @@
         </w:rPr>
       </w:pPr>
       <w:r>
-        <w:t>为了提升代码鲁棒性，脚本提供 device=auto 模式：当检测到 CUDA 可用时自动使用 GPU，</w:t>
-      </w:r>
-      <w:r>
         <w:lastRenderedPageBreak/>
-        <w:t>否则回退到 CPU。同时，subset-size 参数可以在算力有限时抽取部分训练数据进行快速实验，smoke-test 参数可以使用 FakeData 快速检查代码流程是否可运行。</w:t>
+        <w:t>为了提升代码鲁棒性，脚本提供 device=auto 模式：当检测到 CUDA 可用时自动使用 GPU，否则回退到 CPU。同时，subset-size 参数可以在算力有限时抽取部分训练数据进行快速实验，smoke-test 参数可以使用 FakeData 快速检查代码流程是否可运行。</w:t>
       </w:r>
     </w:p>
     <w:p>
@@ -3966,7 +3939,7 @@
                     <pic:cNvPicPr/>
                   </pic:nvPicPr>
                   <pic:blipFill>
-                    <a:blip r:embed="rId13"/>
+                    <a:blip r:embed="rId12"/>
                     <a:stretch>
                       <a:fillRect/>
                     </a:stretch>
@@ -4056,7 +4029,7 @@
                     <pic:cNvPicPr/>
                   </pic:nvPicPr>
                   <pic:blipFill>
-                    <a:blip r:embed="rId14"/>
+                    <a:blip r:embed="rId13"/>
                     <a:stretch>
                       <a:fillRect/>
                     </a:stretch>
@@ -4089,6 +4062,7 @@
         <w:rPr>
           <w:sz w:val="20"/>
         </w:rPr>
+        <w:lastRenderedPageBreak/>
         <w:t>图6-2 ResNet18 测试集混淆矩阵</w:t>
       </w:r>
     </w:p>
@@ -4104,7 +4078,6 @@
           <w:b/>
           <w:sz w:val="26"/>
         </w:rPr>
-        <w:lastRenderedPageBreak/>
         <w:t>6.3 不同模型性能对比</w:t>
       </w:r>
     </w:p>
@@ -4545,7 +4518,7 @@
                     <pic:cNvPicPr/>
                   </pic:nvPicPr>
                   <pic:blipFill>
-                    <a:blip r:embed="rId15"/>
+                    <a:blip r:embed="rId14"/>
                     <a:stretch>
                       <a:fillRect/>
                     </a:stretch>
@@ -4623,7 +4596,7 @@
                     <pic:cNvPicPr/>
                   </pic:nvPicPr>
                   <pic:blipFill>
-                    <a:blip r:embed="rId16"/>
+                    <a:blip r:embed="rId15"/>
                     <a:stretch>
                       <a:fillRect/>
                     </a:stretch>
@@ -4656,6 +4629,7 @@
         <w:rPr>
           <w:sz w:val="20"/>
         </w:rPr>
+        <w:lastRenderedPageBreak/>
         <w:t>图6-4 MLP 训练/测试损失与准确率曲线</w:t>
       </w:r>
     </w:p>
@@ -4670,7 +4644,6 @@
         <w:rPr>
           <w:noProof/>
         </w:rPr>
-        <w:lastRenderedPageBreak/>
         <w:drawing>
           <wp:inline distT="0" distB="0" distL="0" distR="0" wp14:anchorId="09F3C977" wp14:editId="5397ADCA">
             <wp:extent cx="3345134" cy="2926992"/>
@@ -4687,7 +4660,7 @@
                     <pic:cNvPicPr/>
                   </pic:nvPicPr>
                   <pic:blipFill>
-                    <a:blip r:embed="rId17"/>
+                    <a:blip r:embed="rId16"/>
                     <a:stretch>
                       <a:fillRect/>
                     </a:stretch>
@@ -4777,7 +4750,7 @@
                     <pic:cNvPicPr/>
                   </pic:nvPicPr>
                   <pic:blipFill>
-                    <a:blip r:embed="rId18"/>
+                    <a:blip r:embed="rId17"/>
                     <a:stretch>
                       <a:fillRect/>
                     </a:stretch>
@@ -4824,6 +4797,7 @@
         <w:rPr>
           <w:noProof/>
         </w:rPr>
+        <w:lastRenderedPageBreak/>
         <w:drawing>
           <wp:inline distT="0" distB="0" distL="0" distR="0" wp14:anchorId="454EA831" wp14:editId="70ADB2D0">
             <wp:extent cx="3505200" cy="3067051"/>
@@ -4840,7 +4814,7 @@
                     <pic:cNvPicPr/>
                   </pic:nvPicPr>
                   <pic:blipFill>
-                    <a:blip r:embed="rId19"/>
+                    <a:blip r:embed="rId18"/>
                     <a:stretch>
                       <a:fillRect/>
                     </a:stretch>
@@ -4873,7 +4847,6 @@
         <w:rPr>
           <w:sz w:val="20"/>
         </w:rPr>
-        <w:lastRenderedPageBreak/>
         <w:t>图6-7 CNN 测试集混淆矩阵</w:t>
       </w:r>
     </w:p>
@@ -4920,6 +4893,70 @@
             <wp:extent cx="3872230" cy="1408084"/>
             <wp:effectExtent l="0" t="0" r="0" b="1905"/>
             <wp:docPr id="2001045460" name="Picture 2001045460"/>
+            <wp:cNvGraphicFramePr>
+              <a:graphicFrameLocks xmlns:a="http://schemas.openxmlformats.org/drawingml/2006/main" noChangeAspect="1"/>
+            </wp:cNvGraphicFramePr>
+            <a:graphic xmlns:a="http://schemas.openxmlformats.org/drawingml/2006/main">
+              <a:graphicData uri="http://schemas.openxmlformats.org/drawingml/2006/picture">
+                <pic:pic xmlns:pic="http://schemas.openxmlformats.org/drawingml/2006/picture">
+                  <pic:nvPicPr>
+                    <pic:cNvPr id="0" name="image.png"/>
+                    <pic:cNvPicPr/>
+                  </pic:nvPicPr>
+                  <pic:blipFill>
+                    <a:blip r:embed="rId12"/>
+                    <a:stretch>
+                      <a:fillRect/>
+                    </a:stretch>
+                  </pic:blipFill>
+                  <pic:spPr>
+                    <a:xfrm>
+                      <a:off x="0" y="0"/>
+                      <a:ext cx="3890007" cy="1414548"/>
+                    </a:xfrm>
+                    <a:prstGeom prst="rect">
+                      <a:avLst/>
+                    </a:prstGeom>
+                  </pic:spPr>
+                </pic:pic>
+              </a:graphicData>
+            </a:graphic>
+          </wp:inline>
+        </w:drawing>
+      </w:r>
+    </w:p>
+    <w:p>
+      <w:pPr>
+        <w:spacing w:after="120" w:line="300" w:lineRule="auto"/>
+        <w:jc w:val="center"/>
+        <w:rPr>
+          <w:rFonts w:hint="eastAsia"/>
+        </w:rPr>
+      </w:pPr>
+      <w:r>
+        <w:rPr>
+          <w:sz w:val="20"/>
+        </w:rPr>
+        <w:t>图6-8 ResNet18 训练/测试损失与准确率曲线</w:t>
+      </w:r>
+    </w:p>
+    <w:p>
+      <w:pPr>
+        <w:jc w:val="center"/>
+        <w:rPr>
+          <w:rFonts w:hint="eastAsia"/>
+        </w:rPr>
+      </w:pPr>
+      <w:r>
+        <w:rPr>
+          <w:noProof/>
+        </w:rPr>
+        <w:lastRenderedPageBreak/>
+        <w:drawing>
+          <wp:inline distT="0" distB="0" distL="0" distR="0" wp14:anchorId="29909EE7" wp14:editId="3DDA4C81">
+            <wp:extent cx="3764280" cy="3293745"/>
+            <wp:effectExtent l="0" t="0" r="7620" b="1905"/>
+            <wp:docPr id="2001045461" name="Picture 2001045461"/>
             <wp:cNvGraphicFramePr>
               <a:graphicFrameLocks xmlns:a="http://schemas.openxmlformats.org/drawingml/2006/main" noChangeAspect="1"/>
             </wp:cNvGraphicFramePr>
@@ -4939,69 +4976,6 @@
                   <pic:spPr>
                     <a:xfrm>
                       <a:off x="0" y="0"/>
-                      <a:ext cx="3890007" cy="1414548"/>
-                    </a:xfrm>
-                    <a:prstGeom prst="rect">
-                      <a:avLst/>
-                    </a:prstGeom>
-                  </pic:spPr>
-                </pic:pic>
-              </a:graphicData>
-            </a:graphic>
-          </wp:inline>
-        </w:drawing>
-      </w:r>
-    </w:p>
-    <w:p>
-      <w:pPr>
-        <w:spacing w:after="120" w:line="300" w:lineRule="auto"/>
-        <w:jc w:val="center"/>
-        <w:rPr>
-          <w:rFonts w:hint="eastAsia"/>
-        </w:rPr>
-      </w:pPr>
-      <w:r>
-        <w:rPr>
-          <w:sz w:val="20"/>
-        </w:rPr>
-        <w:t>图6-8 ResNet18 训练/测试损失与准确率曲线</w:t>
-      </w:r>
-    </w:p>
-    <w:p>
-      <w:pPr>
-        <w:jc w:val="center"/>
-        <w:rPr>
-          <w:rFonts w:hint="eastAsia"/>
-        </w:rPr>
-      </w:pPr>
-      <w:r>
-        <w:rPr>
-          <w:noProof/>
-        </w:rPr>
-        <w:drawing>
-          <wp:inline distT="0" distB="0" distL="0" distR="0" wp14:anchorId="29909EE7" wp14:editId="3DDA4C81">
-            <wp:extent cx="3764280" cy="3293745"/>
-            <wp:effectExtent l="0" t="0" r="7620" b="1905"/>
-            <wp:docPr id="2001045461" name="Picture 2001045461"/>
-            <wp:cNvGraphicFramePr>
-              <a:graphicFrameLocks xmlns:a="http://schemas.openxmlformats.org/drawingml/2006/main" noChangeAspect="1"/>
-            </wp:cNvGraphicFramePr>
-            <a:graphic xmlns:a="http://schemas.openxmlformats.org/drawingml/2006/main">
-              <a:graphicData uri="http://schemas.openxmlformats.org/drawingml/2006/picture">
-                <pic:pic xmlns:pic="http://schemas.openxmlformats.org/drawingml/2006/picture">
-                  <pic:nvPicPr>
-                    <pic:cNvPr id="0" name="image.png"/>
-                    <pic:cNvPicPr/>
-                  </pic:nvPicPr>
-                  <pic:blipFill>
-                    <a:blip r:embed="rId14"/>
-                    <a:stretch>
-                      <a:fillRect/>
-                    </a:stretch>
-                  </pic:blipFill>
-                  <pic:spPr>
-                    <a:xfrm>
-                      <a:off x="0" y="0"/>
                       <a:ext cx="3777363" cy="3305193"/>
                     </a:xfrm>
                     <a:prstGeom prst="rect">
@@ -5078,11 +5052,7 @@
         </w:rPr>
       </w:pPr>
       <w:r>
-        <w:t>compare_models.py 会依次调用 train_cifar10.py 训练 MLP、CNN 和 ResNet18，并将</w:t>
-      </w:r>
-      <w:r>
-        <w:lastRenderedPageBreak/>
-        <w:t>三种模型的最终结果汇总到 runs/comparison_summary.json。这样既保留了每个模型的详细结果，又能直接得到模型间的横向对比，方便在报告中分析模型结构差异带来的性能变化。</w:t>
+        <w:t>compare_models.py 会依次调用 train_cifar10.py 训练 MLP、CNN 和 ResNet18，并将三种模型的最终结果汇总到 runs/comparison_summary.json。这样既保留了每个模型的详细结果，又能直接得到模型间的横向对比，方便在报告中分析模型结构差异带来的性能变化。</w:t>
       </w:r>
     </w:p>
     <w:p>
@@ -5391,7 +5361,7 @@
         </w:rPr>
         <w:t xml:space="preserve">[5] CIFAR-10 Dataset. </w:t>
       </w:r>
-      <w:hyperlink r:id="rId20" w:history="1">
+      <w:hyperlink r:id="rId19" w:history="1">
         <w:r>
           <w:rPr>
             <w:rStyle w:val="ab"/>
@@ -5704,8 +5674,8 @@
       </w:r>
     </w:p>
     <w:sectPr>
-      <w:headerReference w:type="default" r:id="rId21"/>
-      <w:footerReference w:type="default" r:id="rId22"/>
+      <w:headerReference w:type="default" r:id="rId20"/>
+      <w:footerReference w:type="default" r:id="rId21"/>
       <w:pgSz w:w="11907" w:h="16840" w:code="9"/>
       <w:pgMar w:top="1296" w:right="1440" w:bottom="1296" w:left="1440" w:header="851" w:footer="964" w:gutter="0"/>
       <w:pgNumType w:start="1"/>
@@ -5748,36 +5718,6 @@
 </file>
 
 <file path=word/footer1.xml><?xml version="1.0" encoding="utf-8"?>
-<w:ftr xmlns:wpc="http://schemas.microsoft.com/office/word/2010/wordprocessingCanvas" xmlns:cx="http://schemas.microsoft.com/office/drawing/2014/chartex" xmlns:cx1="http://schemas.microsoft.com/office/drawing/2015/9/8/chartex" xmlns:cx2="http://schemas.microsoft.com/office/drawing/2015/10/21/chartex" xmlns:cx3="http://schemas.microsoft.com/office/drawing/2016/5/9/chartex" xmlns:cx4="http://schemas.microsoft.com/office/drawing/2016/5/10/chartex" xmlns:cx5="http://schemas.microsoft.com/office/drawing/2016/5/11/chartex" xmlns:cx6="http://schemas.microsoft.com/office/drawing/2016/5/12/chartex" xmlns:cx7="http://schemas.microsoft.com/office/drawing/2016/5/13/chartex" xmlns:cx8="http://schemas.microsoft.com/office/drawing/2016/5/14/chartex" xmlns:mc="http://schemas.openxmlformats.org/markup-compatibility/2006" xmlns:aink="http://schemas.microsoft.com/office/drawing/2016/ink" xmlns:am3d="http://schemas.microsoft.com/office/drawing/2017/model3d" xmlns:o="urn:schemas-microsoft-com:office:office" xmlns:oel="http://schemas.microsoft.com/office/2019/extlst" xmlns:r="http://schemas.openxmlformats.org/officeDocument/2006/relationships" xmlns:m="http://schemas.openxmlformats.org/officeDocument/2006/math" xmlns:v="urn:schemas-microsoft-com:vml" xmlns:wp14="http://schemas.microsoft.com/office/word/2010/wordprocessingDrawing" xmlns:wp="http://schemas.openxmlformats.org/drawingml/2006/wordprocessingDrawing" xmlns:w10="urn:schemas-microsoft-com:office:word" xmlns:w="http://schemas.openxmlformats.org/wordprocessingml/2006/main" xmlns:w14="http://schemas.microsoft.com/office/word/2010/wordml" xmlns:w15="http://schemas.microsoft.com/office/word/2012/wordml" xmlns:w16cex="http://schemas.microsoft.com/office/word/2018/wordml/cex" xmlns:w16cid="http://schemas.microsoft.com/office/word/2016/wordml/cid" xmlns:w16="http://schemas.microsoft.com/office/word/2018/wordml" xmlns:w16du="http://schemas.microsoft.com/office/word/2023/wordml/word16du" xmlns:w16sdtdh="http://schemas.microsoft.com/office/word/2020/wordml/sdtdatahash" xmlns:w16sdtfl="http://schemas.microsoft.com/office/word/2024/wordml/sdtformatlock" xmlns:w16se="http://schemas.microsoft.com/office/word/2015/wordml/symex" xmlns:wpg="http://schemas.microsoft.com/office/word/2010/wordprocessingGroup" xmlns:wpi="http://schemas.microsoft.com/office/word/2010/wordprocessingInk" xmlns:wne="http://schemas.microsoft.com/office/word/2006/wordml" xmlns:wps="http://schemas.microsoft.com/office/word/2010/wordprocessingShape" mc:Ignorable="w14 w15 w16se w16cid w16 w16cex w16sdtdh w16sdtfl w16du wp14">
-  <w:p>
-    <w:pPr>
-      <w:pStyle w:val="a9"/>
-      <w:ind w:firstLine="220"/>
-      <w:jc w:val="center"/>
-    </w:pPr>
-    <w:r>
-      <w:fldChar w:fldCharType="begin"/>
-    </w:r>
-    <w:r>
-      <w:instrText>PAGE \* Arabic \* Arabic</w:instrText>
-    </w:r>
-    <w:r>
-      <w:fldChar w:fldCharType="separate"/>
-    </w:r>
-    <w:r>
-      <w:rPr>
-        <w:lang w:val="zh-CN"/>
-      </w:rPr>
-      <w:t>1</w:t>
-    </w:r>
-    <w:r>
-      <w:fldChar w:fldCharType="end"/>
-    </w:r>
-  </w:p>
-</w:ftr>
-</file>
-
-<file path=word/footer2.xml><?xml version="1.0" encoding="utf-8"?>
 <w:ftr xmlns:wpc="http://schemas.microsoft.com/office/word/2010/wordprocessingCanvas" xmlns:cx="http://schemas.microsoft.com/office/drawing/2014/chartex" xmlns:cx1="http://schemas.microsoft.com/office/drawing/2015/9/8/chartex" xmlns:cx2="http://schemas.microsoft.com/office/drawing/2015/10/21/chartex" xmlns:cx3="http://schemas.microsoft.com/office/drawing/2016/5/9/chartex" xmlns:cx4="http://schemas.microsoft.com/office/drawing/2016/5/10/chartex" xmlns:cx5="http://schemas.microsoft.com/office/drawing/2016/5/11/chartex" xmlns:cx6="http://schemas.microsoft.com/office/drawing/2016/5/12/chartex" xmlns:cx7="http://schemas.microsoft.com/office/drawing/2016/5/13/chartex" xmlns:cx8="http://schemas.microsoft.com/office/drawing/2016/5/14/chartex" xmlns:mc="http://schemas.openxmlformats.org/markup-compatibility/2006" xmlns:aink="http://schemas.microsoft.com/office/drawing/2016/ink" xmlns:am3d="http://schemas.microsoft.com/office/drawing/2017/model3d" xmlns:o="urn:schemas-microsoft-com:office:office" xmlns:oel="http://schemas.microsoft.com/office/2019/extlst" xmlns:r="http://schemas.openxmlformats.org/officeDocument/2006/relationships" xmlns:m="http://schemas.openxmlformats.org/officeDocument/2006/math" xmlns:v="urn:schemas-microsoft-com:vml" xmlns:wp14="http://schemas.microsoft.com/office/word/2010/wordprocessingDrawing" xmlns:wp="http://schemas.openxmlformats.org/drawingml/2006/wordprocessingDrawing" xmlns:w10="urn:schemas-microsoft-com:office:word" xmlns:w="http://schemas.openxmlformats.org/wordprocessingml/2006/main" xmlns:w14="http://schemas.microsoft.com/office/word/2010/wordml" xmlns:w15="http://schemas.microsoft.com/office/word/2012/wordml" xmlns:w16cex="http://schemas.microsoft.com/office/word/2018/wordml/cex" xmlns:w16cid="http://schemas.microsoft.com/office/word/2016/wordml/cid" xmlns:w16="http://schemas.microsoft.com/office/word/2018/wordml" xmlns:w16du="http://schemas.microsoft.com/office/word/2023/wordml/word16du" xmlns:w16sdtdh="http://schemas.microsoft.com/office/word/2020/wordml/sdtdatahash" xmlns:w16sdtfl="http://schemas.microsoft.com/office/word/2024/wordml/sdtformatlock" xmlns:w16se="http://schemas.microsoft.com/office/word/2015/wordml/symex" xmlns:wpg="http://schemas.microsoft.com/office/word/2010/wordprocessingGroup" xmlns:wpi="http://schemas.microsoft.com/office/word/2010/wordprocessingInk" xmlns:wne="http://schemas.microsoft.com/office/word/2006/wordml" xmlns:wps="http://schemas.microsoft.com/office/word/2010/wordprocessingShape" mc:Ignorable="w14 w15 w16se w16cid w16 w16cex w16sdtdh w16sdtfl w16du wp14">
   <w:p>
     <w:pPr>
@@ -5856,8 +5796,9 @@
   <w:p>
     <w:pPr>
       <w:pStyle w:val="a5"/>
-      <w:ind w:firstLine="361"/>
+      <w:jc w:val="both"/>
       <w:rPr>
+        <w:rFonts w:hint="eastAsia"/>
         <w:b w:val="0"/>
       </w:rPr>
     </w:pPr>
